--- a/fixtures/modern-minimal/modern-minimal-resume-a4.docx
+++ b/fixtures/modern-minimal/modern-minimal-resume-a4.docx
@@ -75,7 +75,7 @@
         <w:rPr>
           <w:rtl w:val="0"/>
         </w:rPr>
-        <w:t xml:space="preserve">Product manager with four years in scheduling and payments software. I work closely with design and engineering, talk to customers every week, and like features that are small enough to ship in a month and measure in the next one.</w:t>
+        <w:t xml:space="preserve">Product manager with six years in scheduling and payments software. I work closely with design and engineering, talk to customers every week, and like features that are small enough to ship in a month and measure in the next one.</w:t>
       </w:r>
     </w:p>
     <w:p>
